--- a/tests/fixtures/import-ux/检测台账.docx
+++ b/tests/fixtures/import-ux/检测台账.docx
@@ -77,7 +77,7 @@
               <w:jc w:val="center"/>
             </w:pPr>
             <w:r>
-              <w:t xml:space="preserve">1-WW-FR-001-0003-000</w:t>
+              <w:t xml:space="preserve">1G-SLB-WB-F000-R003-Q001</w:t>
             </w:r>
           </w:p>
         </w:tc>
@@ -139,7 +139,7 @@
               <w:jc w:val="center"/>
             </w:pPr>
             <w:r>
-              <w:t xml:space="preserve">1-WW-FR-001-0004-000</w:t>
+              <w:t xml:space="preserve">1G-SLB-WB-F000-R004-Q001</w:t>
             </w:r>
           </w:p>
         </w:tc>
@@ -201,7 +201,7 @@
               <w:jc w:val="center"/>
             </w:pPr>
             <w:r>
-              <w:t xml:space="preserve">1-WW-FR-001-0003-000</w:t>
+              <w:t xml:space="preserve">1G-SLB-WB-F000-R003-Q001</w:t>
             </w:r>
           </w:p>
         </w:tc>
@@ -263,7 +263,7 @@
               <w:jc w:val="center"/>
             </w:pPr>
             <w:r>
-              <w:t xml:space="preserve">1-WW-FR-001-0011-000</w:t>
+              <w:t xml:space="preserve">1G-SLB-WB-B000-R011-Q001</w:t>
             </w:r>
           </w:p>
         </w:tc>
